--- a/templates/belvedere-compra-venda.docx
+++ b/templates/belvedere-compra-venda.docx
@@ -28,7 +28,7 @@
           <w:lang w:eastAsia="pt-BR"/>
           <w14:ligatures w14:val="none"/>
         </w:rPr>
-        <w:t>LOTEAMENTO “RESIDENCIAL BELVEDERE”</w:t>
+        <w:t>LOTEAMENTO “{EMP_NOME}”</w:t>
       </w:r>
       <w:r>
         <w:rPr>
@@ -90,7 +90,7 @@
           <w:lang w:eastAsia="pt-BR"/>
           <w14:ligatures w14:val="none"/>
         </w:rPr>
-        <w:t>LOTEAMENTO “RESIDENCIAL BELVEDERE”</w:t>
+        <w:t>LOTEAMENTO “{EMP_NOME}”</w:t>
       </w:r>
       <w:r>
         <w:rPr>
@@ -184,32 +184,18 @@
           <w:lang w:eastAsia="pt-BR"/>
           <w14:ligatures w14:val="none"/>
         </w:rPr>
-        <w:t>RESIDENCIAL BELVEDERE - SPE LTDA</w:t>
-      </w:r>
-      <w:r>
-        <w:rPr>
-          <w:rFonts w:ascii="Times New Roman" w:eastAsia="Times New Roman" w:hAnsi="Times New Roman" w:cs="Times New Roman"/>
-          <w:kern w:val="0"/>
-          <w:sz w:val="24"/>
-          <w:szCs w:val="24"/>
-          <w:lang w:eastAsia="pt-BR"/>
-          <w14:ligatures w14:val="none"/>
-        </w:rPr>
-        <w:t>, cadastrada sob o CNPJ n. 66.357.242/0001-45, com sede na Rua Joao Wessler, nº 520, Sala 102, Nossa Senhora Aparecida, São Ludgero SC, e-mail financeiro@sustentareengenharia.com, neste ato representado pelo seu administrador</w:t>
-      </w:r>
-      <w:r>
-        <w:t xml:space="preserve"> </w:t>
-      </w:r>
-      <w:r>
-        <w:rPr>
-          <w:rFonts w:ascii="Times New Roman" w:eastAsia="Times New Roman" w:hAnsi="Times New Roman" w:cs="Times New Roman"/>
-          <w:kern w:val="0"/>
-          <w:sz w:val="24"/>
-          <w:szCs w:val="24"/>
-          <w:lang w:eastAsia="pt-BR"/>
-          <w14:ligatures w14:val="none"/>
-        </w:rPr>
-        <w:t>MAIHCON MATIAS, brasileiro, nascido em 29/01/1992, casado sob o regime de comunhão parcial de bens, empresário, inscrito no CPF sob nº 069.250.679-92, portador da carteira de identidade nº 5.488.827, órgão expedidor SSP - SC, residente e domiciliado na Avenida Santos Dumont, nº 617, bairro Parque das Acácias, São Ludgero - SC, CEP 88.730-000</w:t>
+        <w:t>{VENDEDORA_NOME}</w:t>
+      </w:r>
+      <w:r>
+        <w:rPr>
+          <w:rFonts w:ascii="Times New Roman" w:eastAsia="Times New Roman" w:hAnsi="Times New Roman" w:cs="Times New Roman"/>
+          <w:kern w:val="0"/>
+          <w:sz w:val="24"/>
+          <w:szCs w:val="24"/>
+          <w:lang w:eastAsia="pt-BR"/>
+          <w14:ligatures w14:val="none"/>
+        </w:rPr>
+        <w:t>{VENDEDORA_QUALIFICACAO}</w:t>
       </w:r>
     </w:p>
     <w:p>
@@ -439,7 +425,7 @@
           <w:lang w:eastAsia="pt-BR"/>
           <w14:ligatures w14:val="none"/>
         </w:rPr>
-        <w:t>RESIDENCIAL BELVEDERE</w:t>
+        <w:t>{EMP_NOME}</w:t>
       </w:r>
       <w:r>
         <w:rPr>
@@ -855,7 +841,7 @@
           <w:lang w:eastAsia="pt-BR"/>
           <w14:ligatures w14:val="none"/>
         </w:rPr>
-        <w:t xml:space="preserve"> de titularidade do vendedor – Loteamento Residencial Belvedere </w:t>
+        <w:t xml:space="preserve"> de titularidade do vendedor – {EMP_NOME} </w:t>
       </w:r>
       <w:r>
         <w:rPr>
@@ -892,7 +878,7 @@
           <w:lang w:eastAsia="pt-BR"/>
           <w14:ligatures w14:val="none"/>
         </w:rPr>
-        <w:t>PIX CNPJ 66.357.242/0001-45</w:t>
+        <w:t>{VENDEDORA_PIX}</w:t>
       </w:r>
       <w:r>
         <w:rPr>
@@ -1165,7 +1151,7 @@
           <w:lang w:eastAsia="pt-BR"/>
           <w14:ligatures w14:val="none"/>
         </w:rPr>
-        <w:t>“RESIDENCIAL BELVEDERE”</w:t>
+        <w:t>“{EMP_NOME}”</w:t>
       </w:r>
       <w:r>
         <w:rPr>
@@ -1227,7 +1213,7 @@
           <w:lang w:eastAsia="pt-BR"/>
           <w14:ligatures w14:val="none"/>
         </w:rPr>
-        <w:t xml:space="preserve"> LOTEAMENTO “RESIDENCIAL BELVEDERE”</w:t>
+        <w:t xml:space="preserve"> LOTEAMENTO “{EMP_NOME}”</w:t>
       </w:r>
       <w:r>
         <w:rPr>
@@ -1364,7 +1350,7 @@
           <w:lang w:eastAsia="pt-BR"/>
           <w14:ligatures w14:val="none"/>
         </w:rPr>
-        <w:t>LOTEAMENTO “RESIDENCIAL BELVEDERE”</w:t>
+        <w:t>LOTEAMENTO “{EMP_NOME}”</w:t>
       </w:r>
       <w:r>
         <w:rPr>
@@ -1643,7 +1629,7 @@
                 <w:lang w:eastAsia="pt-BR"/>
                 <w14:ligatures w14:val="none"/>
               </w:rPr>
-              <w:t xml:space="preserve"> de titularidade do vendedor – Loteamento Residencial Belvedere </w:t>
+              <w:t xml:space="preserve"> de titularidade do vendedor – {EMP_NOME} </w:t>
             </w:r>
             <w:r>
               <w:rPr>
@@ -1680,7 +1666,7 @@
                 <w:lang w:eastAsia="pt-BR"/>
                 <w14:ligatures w14:val="none"/>
               </w:rPr>
-              <w:t>PIX CNPJ 66.357.242/0001-45</w:t>
+              <w:t>{VENDEDORA_PIX}</w:t>
             </w:r>
             <w:r>
               <w:rPr>
@@ -1823,7 +1809,7 @@
                 <w:lang w:eastAsia="pt-BR"/>
                 <w14:ligatures w14:val="none"/>
               </w:rPr>
-              <w:t xml:space="preserve"> de titularidade do vendedor – Loteamento Residencial Belvedere </w:t>
+              <w:t xml:space="preserve"> de titularidade do vendedor – {EMP_NOME} </w:t>
             </w:r>
             <w:r>
               <w:rPr>
@@ -1860,7 +1846,7 @@
                 <w:lang w:eastAsia="pt-BR"/>
                 <w14:ligatures w14:val="none"/>
               </w:rPr>
-              <w:t>PIX CNPJ 66.357.242/0001-45</w:t>
+              <w:t>{VENDEDORA_PIX}</w:t>
             </w:r>
             <w:r>
               <w:rPr>
@@ -1981,7 +1967,7 @@
                 <w:lang w:eastAsia="pt-BR"/>
                 <w14:ligatures w14:val="none"/>
               </w:rPr>
-              <w:t xml:space="preserve"> de titularidade do vendedor – Loteamento Residencial Belvedere </w:t>
+              <w:t xml:space="preserve"> de titularidade do vendedor – {EMP_NOME} </w:t>
             </w:r>
             <w:r>
               <w:rPr>
@@ -2018,7 +2004,7 @@
                 <w:lang w:eastAsia="pt-BR"/>
                 <w14:ligatures w14:val="none"/>
               </w:rPr>
-              <w:t>PIX CNPJ 66.357.242/0001-45</w:t>
+              <w:t>{VENDEDORA_PIX}</w:t>
             </w:r>
             <w:r>
               <w:rPr>
@@ -4693,7 +4679,7 @@
           <w:lang w:eastAsia="pt-BR"/>
           <w14:ligatures w14:val="none"/>
         </w:rPr>
-        <w:t>Braço do Norte/SC</w:t>
+        <w:t>{CIDADE_ASSINATURA}</w:t>
       </w:r>
       <w:r>
         <w:rPr>
@@ -4892,7 +4878,7 @@
           <w:lang w:eastAsia="pt-BR"/>
           <w14:ligatures w14:val="none"/>
         </w:rPr>
-        <w:t>RESIDENCIAL BELVEDERE</w:t>
+        <w:t>{EMP_NOME}</w:t>
       </w:r>
     </w:p>
     <w:p>

--- a/templates/belvedere-compra-venda.docx
+++ b/templates/belvedere-compra-venda.docx
@@ -778,107 +778,7 @@
           <w:lang w:eastAsia="pt-BR"/>
           <w14:ligatures w14:val="none"/>
         </w:rPr>
-        <w:t xml:space="preserve">banco </w:t>
-      </w:r>
-      <w:r>
-        <w:rPr>
-          <w:rFonts w:ascii="Times New Roman" w:eastAsia="Times New Roman" w:hAnsi="Times New Roman" w:cs="Times New Roman"/>
-          <w:b/>
-          <w:bCs/>
-          <w:kern w:val="0"/>
-          <w:sz w:val="24"/>
-          <w:szCs w:val="24"/>
-          <w:shd w:val="clear" w:color="auto" w:fill="FFFFFF"/>
-          <w:lang w:eastAsia="pt-BR"/>
-          <w14:ligatures w14:val="none"/>
-        </w:rPr>
-        <w:t>SICOOB (756)</w:t>
-      </w:r>
-      <w:r>
-        <w:rPr>
-          <w:rFonts w:ascii="Times New Roman" w:eastAsia="Times New Roman" w:hAnsi="Times New Roman" w:cs="Times New Roman"/>
-          <w:kern w:val="0"/>
-          <w:sz w:val="24"/>
-          <w:szCs w:val="24"/>
-          <w:shd w:val="clear" w:color="auto" w:fill="FFFFFF"/>
-          <w:lang w:eastAsia="pt-BR"/>
-          <w14:ligatures w14:val="none"/>
-        </w:rPr>
-        <w:t xml:space="preserve">, </w:t>
-      </w:r>
-      <w:r>
-        <w:rPr>
-          <w:rFonts w:ascii="Times New Roman" w:eastAsia="Times New Roman" w:hAnsi="Times New Roman" w:cs="Times New Roman"/>
-          <w:b/>
-          <w:bCs/>
-          <w:kern w:val="0"/>
-          <w:sz w:val="24"/>
-          <w:szCs w:val="24"/>
-          <w:shd w:val="clear" w:color="auto" w:fill="FFFFFF"/>
-          <w:lang w:eastAsia="pt-BR"/>
-          <w14:ligatures w14:val="none"/>
-        </w:rPr>
-        <w:t>Agência 3078, Conta corrente nº 72.364-9</w:t>
-      </w:r>
-      <w:r>
-        <w:rPr>
-          <w:rFonts w:ascii="Times New Roman" w:eastAsia="Times New Roman" w:hAnsi="Times New Roman" w:cs="Times New Roman"/>
-          <w:kern w:val="0"/>
-          <w:sz w:val="24"/>
-          <w:szCs w:val="24"/>
-          <w:shd w:val="clear" w:color="auto" w:fill="FFFFFF"/>
-          <w:lang w:eastAsia="pt-BR"/>
-          <w14:ligatures w14:val="none"/>
-        </w:rPr>
-        <w:t>,</w:t>
-      </w:r>
-      <w:r>
-        <w:rPr>
-          <w:rFonts w:ascii="Times New Roman" w:eastAsia="Times New Roman" w:hAnsi="Times New Roman" w:cs="Times New Roman"/>
-          <w:kern w:val="0"/>
-          <w:sz w:val="24"/>
-          <w:szCs w:val="24"/>
-          <w:lang w:eastAsia="pt-BR"/>
-          <w14:ligatures w14:val="none"/>
-        </w:rPr>
-        <w:t xml:space="preserve"> de titularidade do vendedor – {EMP_NOME} </w:t>
-      </w:r>
-      <w:r>
-        <w:rPr>
-          <w:rFonts w:ascii="Times New Roman" w:eastAsia="Times New Roman" w:hAnsi="Times New Roman" w:cs="Times New Roman"/>
-          <w:b/>
-          <w:bCs/>
-          <w:kern w:val="0"/>
-          <w:sz w:val="24"/>
-          <w:szCs w:val="24"/>
-          <w:lang w:eastAsia="pt-BR"/>
-          <w14:ligatures w14:val="none"/>
-        </w:rPr>
-        <w:t>- SPE LTDA,</w:t>
-      </w:r>
-      <w:r>
-        <w:rPr>
-          <w:rFonts w:ascii="Times New Roman" w:eastAsia="Times New Roman" w:hAnsi="Times New Roman" w:cs="Times New Roman"/>
-          <w:kern w:val="0"/>
-          <w:sz w:val="24"/>
-          <w:szCs w:val="24"/>
-          <w:lang w:eastAsia="pt-BR"/>
-          <w14:ligatures w14:val="none"/>
-        </w:rPr>
-        <w:t xml:space="preserve"> ou através da chave </w:t>
-      </w:r>
-      <w:r>
-        <w:rPr>
-          <w:rFonts w:ascii="Times New Roman" w:eastAsia="Times New Roman" w:hAnsi="Times New Roman" w:cs="Times New Roman"/>
-          <w:b/>
-          <w:bCs/>
-          <w:kern w:val="0"/>
-          <w:sz w:val="24"/>
-          <w:szCs w:val="24"/>
-          <w:lang w:eastAsia="pt-BR"/>
-          <w14:ligatures w14:val="none"/>
-        </w:rPr>
-        <w:t>{VENDEDORA_PIX}</w:t>
+        <w:t xml:space="preserve">ou através de {DADOS_BANCARIOS}</w:t>
       </w:r>
       <w:r>
         <w:rPr>
@@ -1566,107 +1466,7 @@
                 <w:lang w:eastAsia="pt-BR"/>
                 <w14:ligatures w14:val="none"/>
               </w:rPr>
-              <w:t xml:space="preserve">banco </w:t>
-            </w:r>
-            <w:r>
-              <w:rPr>
-                <w:rFonts w:ascii="Times New Roman" w:eastAsia="Times New Roman" w:hAnsi="Times New Roman" w:cs="Times New Roman"/>
-                <w:b/>
-                <w:bCs/>
-                <w:kern w:val="0"/>
-                <w:sz w:val="24"/>
-                <w:szCs w:val="24"/>
-                <w:shd w:val="clear" w:color="auto" w:fill="FFFFFF"/>
-                <w:lang w:eastAsia="pt-BR"/>
-                <w14:ligatures w14:val="none"/>
-              </w:rPr>
-              <w:t>SICOOB (756)</w:t>
-            </w:r>
-            <w:r>
-              <w:rPr>
-                <w:rFonts w:ascii="Times New Roman" w:eastAsia="Times New Roman" w:hAnsi="Times New Roman" w:cs="Times New Roman"/>
-                <w:kern w:val="0"/>
-                <w:sz w:val="24"/>
-                <w:szCs w:val="24"/>
-                <w:shd w:val="clear" w:color="auto" w:fill="FFFFFF"/>
-                <w:lang w:eastAsia="pt-BR"/>
-                <w14:ligatures w14:val="none"/>
-              </w:rPr>
-              <w:t xml:space="preserve">, </w:t>
-            </w:r>
-            <w:r>
-              <w:rPr>
-                <w:rFonts w:ascii="Times New Roman" w:eastAsia="Times New Roman" w:hAnsi="Times New Roman" w:cs="Times New Roman"/>
-                <w:b/>
-                <w:bCs/>
-                <w:kern w:val="0"/>
-                <w:sz w:val="24"/>
-                <w:szCs w:val="24"/>
-                <w:shd w:val="clear" w:color="auto" w:fill="FFFFFF"/>
-                <w:lang w:eastAsia="pt-BR"/>
-                <w14:ligatures w14:val="none"/>
-              </w:rPr>
-              <w:t>Agência 3078, Conta corrente nº 72.364-9</w:t>
-            </w:r>
-            <w:r>
-              <w:rPr>
-                <w:rFonts w:ascii="Times New Roman" w:eastAsia="Times New Roman" w:hAnsi="Times New Roman" w:cs="Times New Roman"/>
-                <w:kern w:val="0"/>
-                <w:sz w:val="24"/>
-                <w:szCs w:val="24"/>
-                <w:shd w:val="clear" w:color="auto" w:fill="FFFFFF"/>
-                <w:lang w:eastAsia="pt-BR"/>
-                <w14:ligatures w14:val="none"/>
-              </w:rPr>
-              <w:t>,</w:t>
-            </w:r>
-            <w:r>
-              <w:rPr>
-                <w:rFonts w:ascii="Times New Roman" w:eastAsia="Times New Roman" w:hAnsi="Times New Roman" w:cs="Times New Roman"/>
-                <w:kern w:val="0"/>
-                <w:sz w:val="24"/>
-                <w:szCs w:val="24"/>
-                <w:lang w:eastAsia="pt-BR"/>
-                <w14:ligatures w14:val="none"/>
-              </w:rPr>
-              <w:t xml:space="preserve"> de titularidade do vendedor – {EMP_NOME} </w:t>
-            </w:r>
-            <w:r>
-              <w:rPr>
-                <w:rFonts w:ascii="Times New Roman" w:eastAsia="Times New Roman" w:hAnsi="Times New Roman" w:cs="Times New Roman"/>
-                <w:b/>
-                <w:bCs/>
-                <w:kern w:val="0"/>
-                <w:sz w:val="24"/>
-                <w:szCs w:val="24"/>
-                <w:lang w:eastAsia="pt-BR"/>
-                <w14:ligatures w14:val="none"/>
-              </w:rPr>
-              <w:t>- SPE LTDA,</w:t>
-            </w:r>
-            <w:r>
-              <w:rPr>
-                <w:rFonts w:ascii="Times New Roman" w:eastAsia="Times New Roman" w:hAnsi="Times New Roman" w:cs="Times New Roman"/>
-                <w:kern w:val="0"/>
-                <w:sz w:val="24"/>
-                <w:szCs w:val="24"/>
-                <w:lang w:eastAsia="pt-BR"/>
-                <w14:ligatures w14:val="none"/>
-              </w:rPr>
-              <w:t xml:space="preserve"> ou através da chave </w:t>
-            </w:r>
-            <w:r>
-              <w:rPr>
-                <w:rFonts w:ascii="Times New Roman" w:eastAsia="Times New Roman" w:hAnsi="Times New Roman" w:cs="Times New Roman"/>
-                <w:b/>
-                <w:bCs/>
-                <w:kern w:val="0"/>
-                <w:sz w:val="24"/>
-                <w:szCs w:val="24"/>
-                <w:lang w:eastAsia="pt-BR"/>
-                <w14:ligatures w14:val="none"/>
-              </w:rPr>
-              <w:t>{VENDEDORA_PIX}</w:t>
+              <w:t xml:space="preserve">ou através de {DADOS_BANCARIOS}</w:t>
             </w:r>
             <w:r>
               <w:rPr>
@@ -1746,107 +1546,7 @@
                 <w:lang w:eastAsia="pt-BR"/>
                 <w14:ligatures w14:val="none"/>
               </w:rPr>
-              <w:t xml:space="preserve">banco </w:t>
-            </w:r>
-            <w:r>
-              <w:rPr>
-                <w:rFonts w:ascii="Times New Roman" w:eastAsia="Times New Roman" w:hAnsi="Times New Roman" w:cs="Times New Roman"/>
-                <w:b/>
-                <w:bCs/>
-                <w:kern w:val="0"/>
-                <w:sz w:val="24"/>
-                <w:szCs w:val="24"/>
-                <w:shd w:val="clear" w:color="auto" w:fill="FFFFFF"/>
-                <w:lang w:eastAsia="pt-BR"/>
-                <w14:ligatures w14:val="none"/>
-              </w:rPr>
-              <w:t>SICOOB (756)</w:t>
-            </w:r>
-            <w:r>
-              <w:rPr>
-                <w:rFonts w:ascii="Times New Roman" w:eastAsia="Times New Roman" w:hAnsi="Times New Roman" w:cs="Times New Roman"/>
-                <w:kern w:val="0"/>
-                <w:sz w:val="24"/>
-                <w:szCs w:val="24"/>
-                <w:shd w:val="clear" w:color="auto" w:fill="FFFFFF"/>
-                <w:lang w:eastAsia="pt-BR"/>
-                <w14:ligatures w14:val="none"/>
-              </w:rPr>
-              <w:t xml:space="preserve">, </w:t>
-            </w:r>
-            <w:r>
-              <w:rPr>
-                <w:rFonts w:ascii="Times New Roman" w:eastAsia="Times New Roman" w:hAnsi="Times New Roman" w:cs="Times New Roman"/>
-                <w:b/>
-                <w:bCs/>
-                <w:kern w:val="0"/>
-                <w:sz w:val="24"/>
-                <w:szCs w:val="24"/>
-                <w:shd w:val="clear" w:color="auto" w:fill="FFFFFF"/>
-                <w:lang w:eastAsia="pt-BR"/>
-                <w14:ligatures w14:val="none"/>
-              </w:rPr>
-              <w:t>Agência 3078, Conta corrente nº 72.364-9</w:t>
-            </w:r>
-            <w:r>
-              <w:rPr>
-                <w:rFonts w:ascii="Times New Roman" w:eastAsia="Times New Roman" w:hAnsi="Times New Roman" w:cs="Times New Roman"/>
-                <w:kern w:val="0"/>
-                <w:sz w:val="24"/>
-                <w:szCs w:val="24"/>
-                <w:shd w:val="clear" w:color="auto" w:fill="FFFFFF"/>
-                <w:lang w:eastAsia="pt-BR"/>
-                <w14:ligatures w14:val="none"/>
-              </w:rPr>
-              <w:t>,</w:t>
-            </w:r>
-            <w:r>
-              <w:rPr>
-                <w:rFonts w:ascii="Times New Roman" w:eastAsia="Times New Roman" w:hAnsi="Times New Roman" w:cs="Times New Roman"/>
-                <w:kern w:val="0"/>
-                <w:sz w:val="24"/>
-                <w:szCs w:val="24"/>
-                <w:lang w:eastAsia="pt-BR"/>
-                <w14:ligatures w14:val="none"/>
-              </w:rPr>
-              <w:t xml:space="preserve"> de titularidade do vendedor – {EMP_NOME} </w:t>
-            </w:r>
-            <w:r>
-              <w:rPr>
-                <w:rFonts w:ascii="Times New Roman" w:eastAsia="Times New Roman" w:hAnsi="Times New Roman" w:cs="Times New Roman"/>
-                <w:b/>
-                <w:bCs/>
-                <w:kern w:val="0"/>
-                <w:sz w:val="24"/>
-                <w:szCs w:val="24"/>
-                <w:lang w:eastAsia="pt-BR"/>
-                <w14:ligatures w14:val="none"/>
-              </w:rPr>
-              <w:t>- SPE LTDA,</w:t>
-            </w:r>
-            <w:r>
-              <w:rPr>
-                <w:rFonts w:ascii="Times New Roman" w:eastAsia="Times New Roman" w:hAnsi="Times New Roman" w:cs="Times New Roman"/>
-                <w:kern w:val="0"/>
-                <w:sz w:val="24"/>
-                <w:szCs w:val="24"/>
-                <w:lang w:eastAsia="pt-BR"/>
-                <w14:ligatures w14:val="none"/>
-              </w:rPr>
-              <w:t xml:space="preserve"> ou através da chave </w:t>
-            </w:r>
-            <w:r>
-              <w:rPr>
-                <w:rFonts w:ascii="Times New Roman" w:eastAsia="Times New Roman" w:hAnsi="Times New Roman" w:cs="Times New Roman"/>
-                <w:b/>
-                <w:bCs/>
-                <w:kern w:val="0"/>
-                <w:sz w:val="24"/>
-                <w:szCs w:val="24"/>
-                <w:lang w:eastAsia="pt-BR"/>
-                <w14:ligatures w14:val="none"/>
-              </w:rPr>
-              <w:t>{VENDEDORA_PIX}</w:t>
+              <w:t xml:space="preserve">ou através de {DADOS_BANCARIOS}</w:t>
             </w:r>
             <w:r>
               <w:rPr>
@@ -1904,107 +1604,7 @@
                 <w:lang w:eastAsia="pt-BR"/>
                 <w14:ligatures w14:val="none"/>
               </w:rPr>
-              <w:t xml:space="preserve">banco </w:t>
-            </w:r>
-            <w:r>
-              <w:rPr>
-                <w:rFonts w:ascii="Times New Roman" w:eastAsia="Times New Roman" w:hAnsi="Times New Roman" w:cs="Times New Roman"/>
-                <w:b/>
-                <w:bCs/>
-                <w:kern w:val="0"/>
-                <w:sz w:val="24"/>
-                <w:szCs w:val="24"/>
-                <w:shd w:val="clear" w:color="auto" w:fill="FFFFFF"/>
-                <w:lang w:eastAsia="pt-BR"/>
-                <w14:ligatures w14:val="none"/>
-              </w:rPr>
-              <w:t>SICOOB (756)</w:t>
-            </w:r>
-            <w:r>
-              <w:rPr>
-                <w:rFonts w:ascii="Times New Roman" w:eastAsia="Times New Roman" w:hAnsi="Times New Roman" w:cs="Times New Roman"/>
-                <w:kern w:val="0"/>
-                <w:sz w:val="24"/>
-                <w:szCs w:val="24"/>
-                <w:shd w:val="clear" w:color="auto" w:fill="FFFFFF"/>
-                <w:lang w:eastAsia="pt-BR"/>
-                <w14:ligatures w14:val="none"/>
-              </w:rPr>
-              <w:t xml:space="preserve">, </w:t>
-            </w:r>
-            <w:r>
-              <w:rPr>
-                <w:rFonts w:ascii="Times New Roman" w:eastAsia="Times New Roman" w:hAnsi="Times New Roman" w:cs="Times New Roman"/>
-                <w:b/>
-                <w:bCs/>
-                <w:kern w:val="0"/>
-                <w:sz w:val="24"/>
-                <w:szCs w:val="24"/>
-                <w:shd w:val="clear" w:color="auto" w:fill="FFFFFF"/>
-                <w:lang w:eastAsia="pt-BR"/>
-                <w14:ligatures w14:val="none"/>
-              </w:rPr>
-              <w:t>Agência 3078, Conta corrente nº 72.364-9</w:t>
-            </w:r>
-            <w:r>
-              <w:rPr>
-                <w:rFonts w:ascii="Times New Roman" w:eastAsia="Times New Roman" w:hAnsi="Times New Roman" w:cs="Times New Roman"/>
-                <w:kern w:val="0"/>
-                <w:sz w:val="24"/>
-                <w:szCs w:val="24"/>
-                <w:shd w:val="clear" w:color="auto" w:fill="FFFFFF"/>
-                <w:lang w:eastAsia="pt-BR"/>
-                <w14:ligatures w14:val="none"/>
-              </w:rPr>
-              <w:t>,</w:t>
-            </w:r>
-            <w:r>
-              <w:rPr>
-                <w:rFonts w:ascii="Times New Roman" w:eastAsia="Times New Roman" w:hAnsi="Times New Roman" w:cs="Times New Roman"/>
-                <w:kern w:val="0"/>
-                <w:sz w:val="24"/>
-                <w:szCs w:val="24"/>
-                <w:lang w:eastAsia="pt-BR"/>
-                <w14:ligatures w14:val="none"/>
-              </w:rPr>
-              <w:t xml:space="preserve"> de titularidade do vendedor – {EMP_NOME} </w:t>
-            </w:r>
-            <w:r>
-              <w:rPr>
-                <w:rFonts w:ascii="Times New Roman" w:eastAsia="Times New Roman" w:hAnsi="Times New Roman" w:cs="Times New Roman"/>
-                <w:b/>
-                <w:bCs/>
-                <w:kern w:val="0"/>
-                <w:sz w:val="24"/>
-                <w:szCs w:val="24"/>
-                <w:lang w:eastAsia="pt-BR"/>
-                <w14:ligatures w14:val="none"/>
-              </w:rPr>
-              <w:t>- SPE LTDA,</w:t>
-            </w:r>
-            <w:r>
-              <w:rPr>
-                <w:rFonts w:ascii="Times New Roman" w:eastAsia="Times New Roman" w:hAnsi="Times New Roman" w:cs="Times New Roman"/>
-                <w:kern w:val="0"/>
-                <w:sz w:val="24"/>
-                <w:szCs w:val="24"/>
-                <w:lang w:eastAsia="pt-BR"/>
-                <w14:ligatures w14:val="none"/>
-              </w:rPr>
-              <w:t xml:space="preserve"> ou através da chave </w:t>
-            </w:r>
-            <w:r>
-              <w:rPr>
-                <w:rFonts w:ascii="Times New Roman" w:eastAsia="Times New Roman" w:hAnsi="Times New Roman" w:cs="Times New Roman"/>
-                <w:b/>
-                <w:bCs/>
-                <w:kern w:val="0"/>
-                <w:sz w:val="24"/>
-                <w:szCs w:val="24"/>
-                <w:lang w:eastAsia="pt-BR"/>
-                <w14:ligatures w14:val="none"/>
-              </w:rPr>
-              <w:t>{VENDEDORA_PIX}</w:t>
+              <w:t xml:space="preserve">ou através de {DADOS_BANCARIOS}</w:t>
             </w:r>
             <w:r>
               <w:rPr>
@@ -2762,7 +2362,7 @@
           <w:lang w:eastAsia="pt-BR"/>
           <w14:ligatures w14:val="none"/>
         </w:rPr>
-        <w:t>b) Independentemente de qualquer notificação, interpelação ou protesto, seja judicial ou extrajudicial, se o(s) PROMISSÁRIO(S) COMPRADOR(ES) descumprirem quaisquer outras cláusulas do presente ajuste.</w:t>
+        <w:t>b) Se o(s) PROMISSÁRIO(S) COMPRADOR(ES) descumprirem quaisquer outras cláusulas não pecuniárias do presente ajuste, após notificação por escrito com prazo mínimo de 15 (quinze) dias para cumprimento, salvo quando o descumprimento for de natureza irreversível.</w:t>
       </w:r>
     </w:p>
     <w:p>
@@ -3132,7 +2732,7 @@
           <w:lang w:eastAsia="pt-BR"/>
           <w14:ligatures w14:val="none"/>
         </w:rPr>
-        <w:t>b) considerar rescindido este Instrumento, perdendo o(s) PROMISSÁRIO(S) COMPRADOR(ES), na forma dos arts. 418 e 419 do Código Civil Brasileiro, o sinal (ou arras) dado em pagamento no valor constante do item 4 do QUADRO RESUMO.</w:t>
+        <w:t>b) considerar rescindido este Instrumento, retendo os valores devidos na forma do art. 32-A da Lei nº 6.766/79, observados os limites legais de deduções, sem prejuízo da cobrança dos encargos moratórios devidos.</w:t>
       </w:r>
     </w:p>
     <w:p>
@@ -3182,7 +2782,7 @@
           <w:lang w:eastAsia="pt-BR"/>
           <w14:ligatures w14:val="none"/>
         </w:rPr>
-        <w:t>5.7 – Na hipótese de o PROMISSÁRIO VENDEDOR dar causa à rescisão por inexecução contratual, devolverá as arras (ou sinal) na forma da segunda parte do art. 418 do Código Civil.</w:t>
+        <w:t>5.7 – Na hipótese de o PROMISSÁRIO VENDEDOR dar causa à rescisão por inexecução contratual, restituirá ao(s) PROMISSÁRIO(S) COMPRADOR(ES) todos os valores pagos, devidamente corrigidos pelo índice contratual, acrescidos de multa de 10% (dez por cento) sobre o valor efetivamente pago pelo(s) COMPRADOR(ES) até a data da rescisão.</w:t>
       </w:r>
     </w:p>
     <w:p>
@@ -3333,7 +2933,7 @@
           <w:lang w:eastAsia="pt-BR"/>
           <w14:ligatures w14:val="none"/>
         </w:rPr>
-        <w:t>e) 25% (vinte e cinco por cento) do valor total até então pago por conta do preço do imóvel como reembolso de despesas administrativas.</w:t>
+        <w:t>e) 10% (dez por cento) do valor total até então pago, a título de cláusula penal compensatória e reembolso de despesas administrativas, nos termos do art. 32-A, inciso II, da Lei nº 6.766/79 (redação dada pela Lei nº 13.786/18).</w:t>
       </w:r>
     </w:p>
     <w:p>
@@ -3574,7 +3174,7 @@
           <w:lang w:eastAsia="pt-BR"/>
           <w14:ligatures w14:val="none"/>
         </w:rPr>
-        <w:t>multa contratual da ordem de 25% (vinte e cinco por cento) do valor do contrato</w:t>
+        <w:t>cláusula penal compensatória equivalente a 10% (dez por cento) do valor do contrato, nos termos do art. 32-A, inciso II, da Lei nº 6.766/79</w:t>
       </w:r>
       <w:r>
         <w:rPr>
@@ -4691,6 +4291,85 @@
           <w14:ligatures w14:val="none"/>
         </w:rPr>
         <w:t>.</w:t>
+      </w:r>
+    </w:p>
+    <w:p>
+      <w:pPr>
+        <w:spacing w:before="100" w:beforeAutospacing="1" w:after="100" w:afterAutospacing="1" w:line="240" w:lineRule="auto"/>
+        <w:jc w:val="both"/>
+        <w:rPr>
+          <w:rFonts w:ascii="Times New Roman" w:eastAsia="Times New Roman" w:hAnsi="Times New Roman" w:cs="Times New Roman"/>
+          <w:b/>
+          <w:bCs/>
+          <w:kern w:val="0"/>
+          <w:sz w:val="24"/>
+          <w:szCs w:val="24"/>
+          <w:lang w:eastAsia="pt-BR"/>
+          <w14:ligatures w14:val="none"/>
+        </w:rPr>
+      </w:pPr>
+      <w:r>
+        <w:rPr>
+          <w:rFonts w:ascii="Times New Roman" w:eastAsia="Times New Roman" w:hAnsi="Times New Roman" w:cs="Times New Roman"/>
+          <w:b/>
+          <w:bCs/>
+          <w:kern w:val="0"/>
+          <w:sz w:val="24"/>
+          <w:szCs w:val="24"/>
+          <w:lang w:eastAsia="pt-BR"/>
+          <w14:ligatures w14:val="none"/>
+        </w:rPr>
+        <w:t>X – DO DIREITO DE ARREPENDIMENTO</w:t>
+      </w:r>
+    </w:p>
+    <w:p>
+      <w:pPr>
+        <w:spacing w:before="100" w:beforeAutospacing="1" w:after="100" w:afterAutospacing="1" w:line="240" w:lineRule="auto"/>
+        <w:jc w:val="both"/>
+        <w:rPr>
+          <w:rFonts w:ascii="Times New Roman" w:eastAsia="Times New Roman" w:hAnsi="Times New Roman" w:cs="Times New Roman"/>
+          <w:kern w:val="0"/>
+          <w:sz w:val="24"/>
+          <w:szCs w:val="24"/>
+          <w:lang w:eastAsia="pt-BR"/>
+          <w14:ligatures w14:val="none"/>
+        </w:rPr>
+      </w:pPr>
+      <w:r>
+        <w:rPr>
+          <w:rFonts w:ascii="Times New Roman" w:eastAsia="Times New Roman" w:hAnsi="Times New Roman" w:cs="Times New Roman"/>
+          <w:kern w:val="0"/>
+          <w:sz w:val="24"/>
+          <w:szCs w:val="24"/>
+          <w:lang w:eastAsia="pt-BR"/>
+          <w14:ligatures w14:val="none"/>
+        </w:rPr>
+        <w:t xml:space="preserve">10.1 – O(s) PROMIŚSÁRIO(S) COMPRADOR(ES) poderá(ão) exercer o direito de arrependimento, nos termos do art. 26-A, inciso V, da Lei nº 6.766/79 e do art. 49 da Lei nº 8.078/90 (Código de Defesa do Consumidor), desde que este contrato tenha sido celebrado em estandes de vendas ou fora da sede do PROMIŚSÁRIO VENDEDOR, dentro do prazo improrrogável de 07 (sete) dias corridos contados da data da assinatura deste instrumento.</w:t>
+      </w:r>
+    </w:p>
+    <w:p>
+      <w:pPr>
+        <w:spacing w:before="100" w:beforeAutospacing="1" w:after="100" w:afterAutospacing="1" w:line="240" w:lineRule="auto"/>
+        <w:jc w:val="both"/>
+        <w:rPr>
+          <w:rFonts w:ascii="Times New Roman" w:eastAsia="Times New Roman" w:hAnsi="Times New Roman" w:cs="Times New Roman"/>
+          <w:kern w:val="0"/>
+          <w:sz w:val="24"/>
+          <w:szCs w:val="24"/>
+          <w:lang w:eastAsia="pt-BR"/>
+          <w14:ligatures w14:val="none"/>
+        </w:rPr>
+      </w:pPr>
+      <w:r>
+        <w:rPr>
+          <w:rFonts w:ascii="Times New Roman" w:eastAsia="Times New Roman" w:hAnsi="Times New Roman" w:cs="Times New Roman"/>
+          <w:kern w:val="0"/>
+          <w:sz w:val="24"/>
+          <w:szCs w:val="24"/>
+          <w:lang w:eastAsia="pt-BR"/>
+          <w14:ligatures w14:val="none"/>
+        </w:rPr>
+        <w:t xml:space="preserve">10.2 – Exercido o direito de arrependimento, o PROMIŚSÁRIO VENDEDOR restituirá integralmente ao(s) PROMIŚSÁRIO(S) COMPRADOR(ES) todos os valores eventualmente antecipados a título do preço de aquisição, devidamente corrigidos pelo mesmo índice de correção monetária previsto neste instrumento, no prazo de 30 (trinta) dias.</w:t>
       </w:r>
     </w:p>
     <w:p>
